--- a/contents/battle-workbook/soc-w01.docx
+++ b/contents/battle-workbook/soc-w01.docx
@@ -97,7 +97,7 @@
           <w:b/>
           <w:sz w:val="21"/>
         </w:rPr>
-        <w:t>망 외부 공격자(attacker-ext)</w:t>
+        <w:t>망 외부 공격자(외부 공격자 VM 192.168.0.202)</w:t>
       </w:r>
       <w:r>
         <w:rPr>
@@ -177,7 +177,7 @@
           <w:rFonts w:ascii="맑은 고딕" w:hAnsi="맑은 고딕" w:eastAsia="맑은 고딕"/>
           <w:sz w:val="21"/>
         </w:rPr>
-        <w:t>망 외부 공격자(attacker-ext)로 대상을 포트 스캔한다. SOC 화면에 가장 먼저 뜨는 경보가 된다.</w:t>
+        <w:t>망 외부 공격자(외부 공격자 VM 192.168.0.202)로 대상을 포트 스캔한다. SOC 화면에 가장 먼저 뜨는 경보가 된다.</w:t>
       </w:r>
     </w:p>
     <w:p>
@@ -189,7 +189,7 @@
           <w:rFonts w:ascii="Consolas" w:hAnsi="Consolas"/>
           <w:sz w:val="19"/>
         </w:rPr>
-        <w:t>nmap -sV -p 1-10000 &lt;대상_공개IP&gt; -T4 --max-retries 1</w:t>
+        <w:t>nmap -sV -p 1-10000 192.168.0.161 -T4 --max-retries 1</w:t>
       </w:r>
     </w:p>
     <w:p>
@@ -262,7 +262,7 @@
           <w:b/>
           <w:sz w:val="22"/>
         </w:rPr>
-        <w:t>▶ 실행 결과 화면 (스크린샷 붙여넣기)</w:t>
+        <w:t>▶ 실행 결과 (출력/스크린샷)</w:t>
       </w:r>
     </w:p>
     <w:tbl>
@@ -296,7 +296,7 @@
                 <w:color w:val="AAAAAA"/>
                 <w:sz w:val="18"/>
               </w:rPr>
-              <w:t>여기에 결과 스크린샷을 붙여넣으세요 (커서를 두고 Ctrl+V)</w:t>
+              <w:t>여기에 결과 출력을 적거나 스크린샷을 붙여넣으세요 (커서를 두고 Ctrl+V)</w:t>
             </w:r>
           </w:p>
         </w:tc>
@@ -389,7 +389,7 @@
           <w:rFonts w:ascii="Consolas" w:hAnsi="Consolas"/>
           <w:sz w:val="19"/>
         </w:rPr>
-        <w:t>hydra -l root -P /usr/share/wordlists/small.txt ssh://&lt;대상_공개IP&gt;:2204 -t 4 -f</w:t>
+        <w:t>hydra -l root -P /usr/share/wordlists/small.txt ssh://192.168.0.161:2204 -t 4 -f</w:t>
       </w:r>
     </w:p>
     <w:p>
@@ -462,7 +462,7 @@
           <w:b/>
           <w:sz w:val="22"/>
         </w:rPr>
-        <w:t>▶ 실행 결과 화면 (스크린샷 붙여넣기)</w:t>
+        <w:t>▶ 실행 결과 (출력/스크린샷)</w:t>
       </w:r>
     </w:p>
     <w:tbl>
@@ -496,7 +496,7 @@
                 <w:color w:val="AAAAAA"/>
                 <w:sz w:val="18"/>
               </w:rPr>
-              <w:t>여기에 결과 스크린샷을 붙여넣으세요 (커서를 두고 Ctrl+V)</w:t>
+              <w:t>여기에 결과 출력을 적거나 스크린샷을 붙여넣으세요 (커서를 두고 Ctrl+V)</w:t>
             </w:r>
           </w:p>
         </w:tc>
@@ -651,7 +651,7 @@
           <w:b/>
           <w:sz w:val="22"/>
         </w:rPr>
-        <w:t>▶ 실행 결과 화면 (스크린샷 붙여넣기)</w:t>
+        <w:t>▶ 실행 결과 (출력/스크린샷)</w:t>
       </w:r>
     </w:p>
     <w:tbl>
@@ -685,7 +685,7 @@
                 <w:color w:val="AAAAAA"/>
                 <w:sz w:val="18"/>
               </w:rPr>
-              <w:t>여기에 결과 스크린샷을 붙여넣으세요 (커서를 두고 Ctrl+V)</w:t>
+              <w:t>여기에 결과 출력을 적거나 스크린샷을 붙여넣으세요 (커서를 두고 Ctrl+V)</w:t>
             </w:r>
           </w:p>
         </w:tc>
@@ -865,7 +865,7 @@
           <w:b/>
           <w:sz w:val="22"/>
         </w:rPr>
-        <w:t>▶ 실행 결과 화면 (스크린샷 붙여넣기)</w:t>
+        <w:t>▶ 실행 결과 (출력/스크린샷)</w:t>
       </w:r>
     </w:p>
     <w:tbl>
@@ -899,7 +899,7 @@
                 <w:color w:val="AAAAAA"/>
                 <w:sz w:val="18"/>
               </w:rPr>
-              <w:t>여기에 결과 스크린샷을 붙여넣으세요 (커서를 두고 Ctrl+V)</w:t>
+              <w:t>여기에 결과 출력을 적거나 스크린샷을 붙여넣으세요 (커서를 두고 Ctrl+V)</w:t>
             </w:r>
           </w:p>
         </w:tc>
@@ -1079,7 +1079,7 @@
           <w:b/>
           <w:sz w:val="22"/>
         </w:rPr>
-        <w:t>▶ 실행 결과 화면 (스크린샷 붙여넣기)</w:t>
+        <w:t>▶ 실행 결과 (출력/스크린샷)</w:t>
       </w:r>
     </w:p>
     <w:tbl>
@@ -1113,7 +1113,7 @@
                 <w:color w:val="AAAAAA"/>
                 <w:sz w:val="18"/>
               </w:rPr>
-              <w:t>여기에 결과 스크린샷을 붙여넣으세요 (커서를 두고 Ctrl+V)</w:t>
+              <w:t>여기에 결과 출력을 적거나 스크린샷을 붙여넣으세요 (커서를 두고 Ctrl+V)</w:t>
             </w:r>
           </w:p>
         </w:tc>
@@ -1278,7 +1278,7 @@
           <w:b/>
           <w:sz w:val="22"/>
         </w:rPr>
-        <w:t>▶ 실행 결과 화면 (스크린샷 붙여넣기)</w:t>
+        <w:t>▶ 실행 결과 (출력/스크린샷)</w:t>
       </w:r>
     </w:p>
     <w:tbl>
@@ -1312,7 +1312,7 @@
                 <w:color w:val="AAAAAA"/>
                 <w:sz w:val="18"/>
               </w:rPr>
-              <w:t>여기에 결과 스크린샷을 붙여넣으세요 (커서를 두고 Ctrl+V)</w:t>
+              <w:t>여기에 결과 출력을 적거나 스크린샷을 붙여넣으세요 (커서를 두고 Ctrl+V)</w:t>
             </w:r>
           </w:p>
         </w:tc>
